--- a/Task 1b Layout.docx
+++ b/Task 1b Layout.docx
@@ -36,6 +36,9 @@
     </w:p>
     <w:p/>
     <w:p>
+      <w:pPr>
+        <w:pStyle w:val="Heading3"/>
+      </w:pPr>
       <w:r>
         <w:t xml:space="preserve">Wireframe </w:t>
       </w:r>
@@ -179,13 +182,527 @@
     <w:p>
       <w:pPr>
         <w:rPr>
-          <w:rFonts w:asciiTheme="majorHAnsi" w:eastAsiaTheme="majorEastAsia" w:hAnsiTheme="majorHAnsi" w:cstheme="majorBidi"/>
-          <w:color w:val="0F4761" w:themeColor="accent1" w:themeShade="BF"/>
-          <w:sz w:val="32"/>
-          <w:szCs w:val="32"/>
+          <w:b/>
+          <w:bCs/>
         </w:rPr>
       </w:pPr>
       <w:r>
+        <w:rPr>
+          <w:b/>
+          <w:bCs/>
+        </w:rPr>
+        <w:t>Correctness KPIs </w:t>
+      </w:r>
+    </w:p>
+    <w:p>
+      <w:r>
+        <w:t xml:space="preserve">Does the algorithm produce the </w:t>
+      </w:r>
+      <w:r>
+        <w:rPr>
+          <w:b/>
+          <w:bCs/>
+        </w:rPr>
+        <w:t>right output</w:t>
+      </w:r>
+      <w:r>
+        <w:t>?</w:t>
+      </w:r>
+    </w:p>
+    <w:tbl>
+      <w:tblPr>
+        <w:tblStyle w:val="TableGrid"/>
+        <w:tblW w:w="0" w:type="auto"/>
+        <w:tblLook w:val="04A0" w:firstRow="1" w:lastRow="0" w:firstColumn="1" w:lastColumn="0" w:noHBand="0" w:noVBand="1"/>
+      </w:tblPr>
+      <w:tblGrid>
+        <w:gridCol w:w="2354"/>
+        <w:gridCol w:w="3469"/>
+      </w:tblGrid>
+      <w:tr>
+        <w:tc>
+          <w:tcPr>
+            <w:tcW w:w="0" w:type="auto"/>
+            <w:hideMark/>
+          </w:tcPr>
+          <w:p>
+            <w:pPr>
+              <w:spacing w:after="160" w:line="278" w:lineRule="auto"/>
+              <w:rPr>
+                <w:b/>
+                <w:bCs/>
+              </w:rPr>
+            </w:pPr>
+            <w:r>
+              <w:rPr>
+                <w:b/>
+                <w:bCs/>
+              </w:rPr>
+              <w:t>KPI</w:t>
+            </w:r>
+          </w:p>
+        </w:tc>
+        <w:tc>
+          <w:tcPr>
+            <w:tcW w:w="0" w:type="auto"/>
+            <w:hideMark/>
+          </w:tcPr>
+          <w:p>
+            <w:pPr>
+              <w:spacing w:after="160" w:line="278" w:lineRule="auto"/>
+              <w:rPr>
+                <w:b/>
+                <w:bCs/>
+              </w:rPr>
+            </w:pPr>
+            <w:r>
+              <w:rPr>
+                <w:b/>
+                <w:bCs/>
+              </w:rPr>
+              <w:t>How to measure it</w:t>
+            </w:r>
+          </w:p>
+        </w:tc>
+      </w:tr>
+      <w:tr>
+        <w:tc>
+          <w:tcPr>
+            <w:tcW w:w="0" w:type="auto"/>
+            <w:hideMark/>
+          </w:tcPr>
+          <w:p>
+            <w:pPr>
+              <w:spacing w:after="160" w:line="278" w:lineRule="auto"/>
+            </w:pPr>
+            <w:r>
+              <w:t>Functional accuracy</w:t>
+            </w:r>
+          </w:p>
+        </w:tc>
+        <w:tc>
+          <w:tcPr>
+            <w:tcW w:w="0" w:type="auto"/>
+            <w:hideMark/>
+          </w:tcPr>
+          <w:p>
+            <w:pPr>
+              <w:spacing w:after="160" w:line="278" w:lineRule="auto"/>
+            </w:pPr>
+            <w:r>
+              <w:t>% of test cases passed</w:t>
+            </w:r>
+          </w:p>
+        </w:tc>
+      </w:tr>
+      <w:tr>
+        <w:tc>
+          <w:tcPr>
+            <w:tcW w:w="0" w:type="auto"/>
+            <w:hideMark/>
+          </w:tcPr>
+          <w:p>
+            <w:pPr>
+              <w:spacing w:after="160" w:line="278" w:lineRule="auto"/>
+            </w:pPr>
+            <w:r>
+              <w:t>Boundary handling</w:t>
+            </w:r>
+          </w:p>
+        </w:tc>
+        <w:tc>
+          <w:tcPr>
+            <w:tcW w:w="0" w:type="auto"/>
+            <w:hideMark/>
+          </w:tcPr>
+          <w:p>
+            <w:pPr>
+              <w:spacing w:after="160" w:line="278" w:lineRule="auto"/>
+            </w:pPr>
+            <w:r>
+              <w:t>All edge cases handled (yes/no)</w:t>
+            </w:r>
+          </w:p>
+        </w:tc>
+      </w:tr>
+      <w:tr>
+        <w:tc>
+          <w:tcPr>
+            <w:tcW w:w="0" w:type="auto"/>
+            <w:hideMark/>
+          </w:tcPr>
+          <w:p>
+            <w:pPr>
+              <w:spacing w:after="160" w:line="278" w:lineRule="auto"/>
+            </w:pPr>
+            <w:r>
+              <w:t>Deterministic output</w:t>
+            </w:r>
+          </w:p>
+        </w:tc>
+        <w:tc>
+          <w:tcPr>
+            <w:tcW w:w="0" w:type="auto"/>
+            <w:hideMark/>
+          </w:tcPr>
+          <w:p>
+            <w:pPr>
+              <w:spacing w:after="160" w:line="278" w:lineRule="auto"/>
+            </w:pPr>
+            <w:r>
+              <w:t>Same input → same output</w:t>
+            </w:r>
+          </w:p>
+        </w:tc>
+      </w:tr>
+    </w:tbl>
+    <w:p/>
+    <w:p>
+      <w:pPr>
+        <w:rPr>
+          <w:b/>
+          <w:bCs/>
+        </w:rPr>
+      </w:pPr>
+      <w:r>
+        <w:rPr>
+          <w:b/>
+          <w:bCs/>
+        </w:rPr>
+        <w:t>Efficiency KPIs</w:t>
+      </w:r>
+    </w:p>
+    <w:p>
+      <w:r>
+        <w:t>How well does the algorithm perform as input size increases?</w:t>
+      </w:r>
+    </w:p>
+    <w:tbl>
+      <w:tblPr>
+        <w:tblStyle w:val="TableGrid"/>
+        <w:tblW w:w="0" w:type="auto"/>
+        <w:tblLook w:val="04A0" w:firstRow="1" w:lastRow="0" w:firstColumn="1" w:lastColumn="0" w:noHBand="0" w:noVBand="1"/>
+      </w:tblPr>
+      <w:tblGrid>
+        <w:gridCol w:w="1751"/>
+        <w:gridCol w:w="3826"/>
+      </w:tblGrid>
+      <w:tr>
+        <w:tc>
+          <w:tcPr>
+            <w:tcW w:w="0" w:type="auto"/>
+            <w:hideMark/>
+          </w:tcPr>
+          <w:p>
+            <w:pPr>
+              <w:spacing w:after="160" w:line="278" w:lineRule="auto"/>
+              <w:rPr>
+                <w:b/>
+                <w:bCs/>
+              </w:rPr>
+            </w:pPr>
+            <w:r>
+              <w:rPr>
+                <w:b/>
+                <w:bCs/>
+              </w:rPr>
+              <w:t>KPI</w:t>
+            </w:r>
+          </w:p>
+        </w:tc>
+        <w:tc>
+          <w:tcPr>
+            <w:tcW w:w="0" w:type="auto"/>
+            <w:hideMark/>
+          </w:tcPr>
+          <w:p>
+            <w:pPr>
+              <w:spacing w:after="160" w:line="278" w:lineRule="auto"/>
+              <w:rPr>
+                <w:b/>
+                <w:bCs/>
+              </w:rPr>
+            </w:pPr>
+            <w:r>
+              <w:rPr>
+                <w:b/>
+                <w:bCs/>
+              </w:rPr>
+              <w:t>Measure</w:t>
+            </w:r>
+          </w:p>
+        </w:tc>
+      </w:tr>
+      <w:tr>
+        <w:tc>
+          <w:tcPr>
+            <w:tcW w:w="0" w:type="auto"/>
+            <w:hideMark/>
+          </w:tcPr>
+          <w:p>
+            <w:pPr>
+              <w:spacing w:after="160" w:line="278" w:lineRule="auto"/>
+            </w:pPr>
+            <w:r>
+              <w:t>Execution time</w:t>
+            </w:r>
+          </w:p>
+        </w:tc>
+        <w:tc>
+          <w:tcPr>
+            <w:tcW w:w="0" w:type="auto"/>
+            <w:hideMark/>
+          </w:tcPr>
+          <w:p>
+            <w:pPr>
+              <w:spacing w:after="160" w:line="278" w:lineRule="auto"/>
+            </w:pPr>
+            <w:r>
+              <w:t>Time taken for N inputs</w:t>
+            </w:r>
+          </w:p>
+        </w:tc>
+      </w:tr>
+      <w:tr>
+        <w:tc>
+          <w:tcPr>
+            <w:tcW w:w="0" w:type="auto"/>
+            <w:hideMark/>
+          </w:tcPr>
+          <w:p>
+            <w:pPr>
+              <w:spacing w:after="160" w:line="278" w:lineRule="auto"/>
+            </w:pPr>
+            <w:r>
+              <w:t>Step count</w:t>
+            </w:r>
+          </w:p>
+        </w:tc>
+        <w:tc>
+          <w:tcPr>
+            <w:tcW w:w="0" w:type="auto"/>
+            <w:hideMark/>
+          </w:tcPr>
+          <w:p>
+            <w:pPr>
+              <w:spacing w:after="160" w:line="278" w:lineRule="auto"/>
+            </w:pPr>
+            <w:r>
+              <w:t>Number of iterations/comparisons</w:t>
+            </w:r>
+          </w:p>
+        </w:tc>
+      </w:tr>
+      <w:tr>
+        <w:tc>
+          <w:tcPr>
+            <w:tcW w:w="0" w:type="auto"/>
+            <w:hideMark/>
+          </w:tcPr>
+          <w:p>
+            <w:pPr>
+              <w:spacing w:after="160" w:line="278" w:lineRule="auto"/>
+            </w:pPr>
+            <w:r>
+              <w:t>Scalability</w:t>
+            </w:r>
+          </w:p>
+        </w:tc>
+        <w:tc>
+          <w:tcPr>
+            <w:tcW w:w="0" w:type="auto"/>
+            <w:hideMark/>
+          </w:tcPr>
+          <w:p>
+            <w:pPr>
+              <w:spacing w:after="160" w:line="278" w:lineRule="auto"/>
+            </w:pPr>
+            <w:r>
+              <w:t>Performance change as data grows</w:t>
+            </w:r>
+          </w:p>
+        </w:tc>
+      </w:tr>
+    </w:tbl>
+    <w:p>
+      <w:pPr>
+        <w:rPr>
+          <w:b/>
+          <w:bCs/>
+        </w:rPr>
+      </w:pPr>
+    </w:p>
+    <w:p>
+      <w:pPr>
+        <w:rPr>
+          <w:b/>
+          <w:bCs/>
+        </w:rPr>
+      </w:pPr>
+      <w:r>
+        <w:rPr>
+          <w:b/>
+          <w:bCs/>
+        </w:rPr>
+        <w:t>Robustness KPIs</w:t>
+      </w:r>
+    </w:p>
+    <w:p>
+      <w:r>
+        <w:t>How safely does the algorithm fail?</w:t>
+      </w:r>
+    </w:p>
+    <w:tbl>
+      <w:tblPr>
+        <w:tblStyle w:val="TableGrid"/>
+        <w:tblW w:w="0" w:type="auto"/>
+        <w:tblLook w:val="04A0" w:firstRow="1" w:lastRow="0" w:firstColumn="1" w:lastColumn="0" w:noHBand="0" w:noVBand="1"/>
+      </w:tblPr>
+      <w:tblGrid>
+        <w:gridCol w:w="1819"/>
+        <w:gridCol w:w="3836"/>
+      </w:tblGrid>
+      <w:tr>
+        <w:tc>
+          <w:tcPr>
+            <w:tcW w:w="0" w:type="auto"/>
+            <w:hideMark/>
+          </w:tcPr>
+          <w:p>
+            <w:pPr>
+              <w:spacing w:after="160" w:line="278" w:lineRule="auto"/>
+              <w:rPr>
+                <w:b/>
+                <w:bCs/>
+              </w:rPr>
+            </w:pPr>
+            <w:r>
+              <w:rPr>
+                <w:b/>
+                <w:bCs/>
+              </w:rPr>
+              <w:t>KPI</w:t>
+            </w:r>
+          </w:p>
+        </w:tc>
+        <w:tc>
+          <w:tcPr>
+            <w:tcW w:w="0" w:type="auto"/>
+            <w:hideMark/>
+          </w:tcPr>
+          <w:p>
+            <w:pPr>
+              <w:spacing w:after="160" w:line="278" w:lineRule="auto"/>
+              <w:rPr>
+                <w:b/>
+                <w:bCs/>
+              </w:rPr>
+            </w:pPr>
+            <w:r>
+              <w:rPr>
+                <w:b/>
+                <w:bCs/>
+              </w:rPr>
+              <w:t>Measure</w:t>
+            </w:r>
+          </w:p>
+        </w:tc>
+      </w:tr>
+      <w:tr>
+        <w:tc>
+          <w:tcPr>
+            <w:tcW w:w="0" w:type="auto"/>
+            <w:hideMark/>
+          </w:tcPr>
+          <w:p>
+            <w:pPr>
+              <w:spacing w:after="160" w:line="278" w:lineRule="auto"/>
+            </w:pPr>
+            <w:r>
+              <w:t>Input validation</w:t>
+            </w:r>
+          </w:p>
+        </w:tc>
+        <w:tc>
+          <w:tcPr>
+            <w:tcW w:w="0" w:type="auto"/>
+            <w:hideMark/>
+          </w:tcPr>
+          <w:p>
+            <w:pPr>
+              <w:spacing w:after="160" w:line="278" w:lineRule="auto"/>
+            </w:pPr>
+            <w:r>
+              <w:t>Invalid input handled without crash</w:t>
+            </w:r>
+          </w:p>
+        </w:tc>
+      </w:tr>
+      <w:tr>
+        <w:tc>
+          <w:tcPr>
+            <w:tcW w:w="0" w:type="auto"/>
+            <w:hideMark/>
+          </w:tcPr>
+          <w:p>
+            <w:pPr>
+              <w:spacing w:after="160" w:line="278" w:lineRule="auto"/>
+            </w:pPr>
+            <w:r>
+              <w:t>Error handling</w:t>
+            </w:r>
+          </w:p>
+        </w:tc>
+        <w:tc>
+          <w:tcPr>
+            <w:tcW w:w="0" w:type="auto"/>
+            <w:hideMark/>
+          </w:tcPr>
+          <w:p>
+            <w:pPr>
+              <w:spacing w:after="160" w:line="278" w:lineRule="auto"/>
+            </w:pPr>
+            <w:r>
+              <w:t>Clear error messages returned</w:t>
+            </w:r>
+          </w:p>
+        </w:tc>
+      </w:tr>
+      <w:tr>
+        <w:tc>
+          <w:tcPr>
+            <w:tcW w:w="0" w:type="auto"/>
+            <w:hideMark/>
+          </w:tcPr>
+          <w:p>
+            <w:pPr>
+              <w:spacing w:after="160" w:line="278" w:lineRule="auto"/>
+            </w:pPr>
+            <w:r>
+              <w:t>Stability</w:t>
+            </w:r>
+          </w:p>
+        </w:tc>
+        <w:tc>
+          <w:tcPr>
+            <w:tcW w:w="0" w:type="auto"/>
+            <w:hideMark/>
+          </w:tcPr>
+          <w:p>
+            <w:pPr>
+              <w:spacing w:after="160" w:line="278" w:lineRule="auto"/>
+            </w:pPr>
+            <w:r>
+              <w:t>No runtime errors during testing</w:t>
+            </w:r>
+          </w:p>
+        </w:tc>
+      </w:tr>
+    </w:tbl>
+    <w:p/>
+    <w:p>
+      <w:r>
+        <w:lastRenderedPageBreak/>
         <w:br w:type="page"/>
       </w:r>
     </w:p>
@@ -272,10 +789,7 @@
         <w:pStyle w:val="Heading3"/>
       </w:pPr>
       <w:r>
-        <w:t>Entity Relationship Diagram (ERD</w:t>
-      </w:r>
-      <w:r>
-        <w:t>)</w:t>
+        <w:t>Entity Relationship Diagram (ERD)</w:t>
       </w:r>
     </w:p>
     <w:p>
@@ -1246,6 +1760,25 @@
       <w:spacing w:val="5"/>
     </w:rPr>
   </w:style>
+  <w:style w:type="table" w:styleId="TableGrid">
+    <w:name w:val="Table Grid"/>
+    <w:basedOn w:val="TableNormal"/>
+    <w:uiPriority w:val="39"/>
+    <w:rsid w:val="00B148A8"/>
+    <w:pPr>
+      <w:spacing w:after="0" w:line="240" w:lineRule="auto"/>
+    </w:pPr>
+    <w:tblPr>
+      <w:tblBorders>
+        <w:top w:val="single" w:sz="4" w:space="0" w:color="auto"/>
+        <w:left w:val="single" w:sz="4" w:space="0" w:color="auto"/>
+        <w:bottom w:val="single" w:sz="4" w:space="0" w:color="auto"/>
+        <w:right w:val="single" w:sz="4" w:space="0" w:color="auto"/>
+        <w:insideH w:val="single" w:sz="4" w:space="0" w:color="auto"/>
+        <w:insideV w:val="single" w:sz="4" w:space="0" w:color="auto"/>
+      </w:tblBorders>
+    </w:tblPr>
+  </w:style>
 </w:styles>
 </file>
 
